--- a/docs/TISPH/testing/TISPH_Test_Strategy.docx
+++ b/docs/TISPH/testing/TISPH_Test_Strategy.docx
@@ -416,7 +416,7 @@
                               <w:rPr>
                                 <w:color w:val="1D74BA"/>
                               </w:rPr>
-                              <w:t xml:space="preserve">Date - </w:t>
+                              <w:t xml:space="preserve">Date - 11 October 2026</w:t>
                             </w:r>
                             <w:r>
                               <w:rPr>
@@ -424,7 +424,7 @@
                                 <w:bCs/>
                                 <w:color w:val="1D74BA"/>
                               </w:rPr>
-                              <w:t>10 October 2026</w:t>
+                              <w:t xml:space="preserve"/>
                             </w:r>
                           </w:p>
                         </w:txbxContent>
@@ -512,7 +512,7 @@
                               <w:rPr>
                                 <w:color w:val="1D74BA"/>
                               </w:rPr>
-                              <w:t xml:space="preserve">Version - </w:t>
+                              <w:t xml:space="preserve">Version - 1.1</w:t>
                             </w:r>
                             <w:r>
                               <w:rPr>
@@ -520,7 +520,7 @@
                                 <w:bCs/>
                                 <w:color w:val="1D74BA"/>
                               </w:rPr>
-                              <w:t>1.0</w:t>
+                              <w:t xml:space="preserve"/>
                             </w:r>
                             <w:r>
                               <w:rPr>
@@ -1951,6 +1951,119 @@
           </w:p>
         </w:tc>
       </w:tr>
+      <w:tr>
+        <w:trPr>
+          <w:cantSplit/>
+        </w:trPr>
+        <w:tc>
+          <w:tcPr>
+            <w:tcW w:w="1197" w:type="dxa"/>
+          </w:tcPr>
+          <w:p>
+            <w:pPr>
+              <w:spacing w:before="40" w:after="40" w:line="240" w:lineRule="auto"/>
+            </w:pPr>
+            <w:r>
+              <w:rPr>
+                <w:rFonts w:ascii="Segoe UI" w:hAnsi="Segoe UI" w:cs="Segoe UI" w:eastAsia="Segoe UI"/>
+                <w:sz w:val="16"/>
+                <w:szCs w:val="16"/>
+              </w:rPr>
+              <w:t xml:space="preserve">11 October 2026</w:t>
+            </w:r>
+          </w:p>
+        </w:tc>
+        <w:tc>
+          <w:tcPr>
+            <w:tcW w:w="829" w:type="dxa"/>
+          </w:tcPr>
+          <w:p>
+            <w:pPr>
+              <w:spacing w:before="40" w:after="40" w:line="240" w:lineRule="auto"/>
+            </w:pPr>
+            <w:r>
+              <w:rPr>
+                <w:rFonts w:ascii="Segoe UI" w:hAnsi="Segoe UI" w:cs="Segoe UI" w:eastAsia="Segoe UI"/>
+                <w:sz w:val="16"/>
+                <w:szCs w:val="16"/>
+              </w:rPr>
+              <w:t xml:space="preserve">1.1</w:t>
+            </w:r>
+          </w:p>
+        </w:tc>
+        <w:tc>
+          <w:tcPr>
+            <w:tcW w:w="1381" w:type="dxa"/>
+          </w:tcPr>
+          <w:p>
+            <w:pPr>
+              <w:spacing w:before="40" w:after="40" w:line="240" w:lineRule="auto"/>
+            </w:pPr>
+            <w:r>
+              <w:rPr>
+                <w:rFonts w:ascii="Segoe UI" w:hAnsi="Segoe UI" w:cs="Segoe UI" w:eastAsia="Segoe UI"/>
+                <w:sz w:val="16"/>
+                <w:szCs w:val="16"/>
+              </w:rPr>
+              <w:t xml:space="preserve">iorta TechNXT</w:t>
+            </w:r>
+          </w:p>
+        </w:tc>
+        <w:tc>
+          <w:tcPr>
+            <w:tcW w:w="1565" w:type="dxa"/>
+          </w:tcPr>
+          <w:p>
+            <w:pPr>
+              <w:spacing w:before="40" w:after="40" w:line="240" w:lineRule="auto"/>
+            </w:pPr>
+            <w:r>
+              <w:rPr>
+                <w:rFonts w:ascii="Segoe UI" w:hAnsi="Segoe UI" w:cs="Segoe UI" w:eastAsia="Segoe UI"/>
+                <w:sz w:val="16"/>
+                <w:szCs w:val="16"/>
+              </w:rPr>
+              <w:t xml:space="preserve">Pending review</w:t>
+            </w:r>
+          </w:p>
+        </w:tc>
+        <w:tc>
+          <w:tcPr>
+            <w:tcW w:w="1381" w:type="dxa"/>
+          </w:tcPr>
+          <w:p>
+            <w:pPr>
+              <w:spacing w:before="40" w:after="40" w:line="240" w:lineRule="auto"/>
+            </w:pPr>
+            <w:r>
+              <w:rPr>
+                <w:rFonts w:ascii="Segoe UI" w:hAnsi="Segoe UI" w:cs="Segoe UI" w:eastAsia="Segoe UI"/>
+                <w:sz w:val="16"/>
+                <w:szCs w:val="16"/>
+              </w:rPr>
+              <w:t xml:space="preserve">Pending approval</w:t>
+            </w:r>
+          </w:p>
+        </w:tc>
+        <w:tc>
+          <w:tcPr>
+            <w:tcW w:w="2674" w:type="dxa"/>
+          </w:tcPr>
+          <w:p>
+            <w:pPr>
+              <w:spacing w:before="40" w:after="40" w:line="240" w:lineRule="auto"/>
+            </w:pPr>
+            <w:r>
+              <w:rPr>
+                <w:rFonts w:ascii="Segoe UI" w:hAnsi="Segoe UI" w:cs="Segoe UI" w:eastAsia="Segoe UI"/>
+                <w:sz w:val="16"/>
+                <w:szCs w:val="16"/>
+              </w:rPr>
+              <w:t xml:space="preserve">Performance test method added to section 3 (moved from the generic Capacity and Performance document, archived); CI/CD tools row names the TISPH workflows.</w:t>
+            </w:r>
+          </w:p>
+        </w:tc>
+      </w:tr>
     </w:tbl>
     <w:p xmlns:a="http://schemas.openxmlformats.org/drawingml/2006/main" xmlns:pic="http://schemas.openxmlformats.org/drawingml/2006/picture">
       <w:pPr>
@@ -11343,6 +11456,28 @@
           <w:rFonts w:ascii="Segoe UI" w:hAnsi="Segoe UI" w:cs="Segoe UI" w:eastAsia="Segoe UI"/>
         </w:rPr>
         <w:t xml:space="preserve">OWASP Top 10 mapping to be checked in every security cycle: A01 access control (persona matrix, IDOR on record ids, maker-checker bypass); A02 cryptography (TLS, encryption at rest, PII key rotation); A03 injection (SQL, CSV/formula injection in uploads and exports); A04 insecure design (SoD, period locks); A05 misconfiguration (headers, CORS, debug); A06 vulnerable components (audit, SBOM); A07 authentication (MFA, lockout, session); A08 integrity (upload validation, signed artefacts); A09 logging (audit trail completeness, no PII in logs); A10 SSRF (URL fields, webhooks, e-mail images).</w:t>
+      </w:r>
+    </w:p>
+    <w:p xmlns:a="http://schemas.openxmlformats.org/drawingml/2006/main" xmlns:pic="http://schemas.openxmlformats.org/drawingml/2006/picture">
+      <w:pPr>
+        <w:jc w:val="both"/>
+      </w:pPr>
+      <w:r>
+        <w:rPr>
+          <w:rFonts w:ascii="Segoe UI" w:hAnsi="Segoe UI" w:cs="Segoe UI" w:eastAsia="Segoe UI"/>
+        </w:rPr>
+        <w:t xml:space="preserve">Performance test method (carried over on 11 October 2026 from the generic Capacity and Performance document, now archived under docs/archive/2026-10-11/). An indicative load test exists: the harness docs/architecture/tools/loadtest.mjs starts an in-process instance of the API (the same createApp() as production) on a free local port, signs an administrator token and drives read-only requests (lists, dashboards, search, report preview, the notification count) at 10 and then 50 concurrent clients for 15 seconds per endpoint, with the per-process rate limiter reset during the run. Its results of 29 September 2026 (loadtest-results-c10.json, loadtest-results-c50.json) were taken on one build host with a small test database, no TLS and no network, and are indicative only: one API process is bound by its event loop at a few hundred requests per second of that mix, so capacity grows by adding replicas.</w:t>
+      </w:r>
+    </w:p>
+    <w:p xmlns:a="http://schemas.openxmlformats.org/drawingml/2006/main" xmlns:pic="http://schemas.openxmlformats.org/drawingml/2006/picture">
+      <w:pPr>
+        <w:jc w:val="both"/>
+      </w:pPr>
+      <w:r>
+        <w:rPr>
+          <w:rFonts w:ascii="Segoe UI" w:hAnsi="Segoe UI" w:cs="Segoe UI" w:eastAsia="Segoe UI"/>
+        </w:rPr>
+        <w:t xml:space="preserve">The NFT performance and volume run replaces it as evidence. It runs in Pre-Prod, or in UAT temporarily set to production sizing, on a volume-loaded and masked database, with k6 scripts for the persona journeys with the heaviest reads and writes (policy and claim lists, the executive dashboard, report preview and generation, bulk uploads, bank matching, and the notification poll of every signed-in browser). Five profiles are run: baseline (single user), load (expected peak concurrency), stress (step up until the targets are missed), soak (several hours at load, for leaks and pool exhaustion) and spike. Measured: response time percentiles against NFR-07, throughput, error rate, database connections, CPU and memory per replica, and batch and report run times. Known risks to watch: CPU-bound file generation (PDF, XLSX and CSV files up to 50,000 rows) in the API event loop, uploads held in memory (up to 10 files of 10 MB per request), bank matching on very large statements, OFFSET paging past about 100,000 rows, and 10 database connections per API replica.</w:t>
       </w:r>
     </w:p>
     <w:p xmlns:a="http://schemas.openxmlformats.org/drawingml/2006/main" xmlns:pic="http://schemas.openxmlformats.org/drawingml/2006/picture">
@@ -13969,7 +14104,7 @@
                 <w:sz w:val="16"/>
                 <w:szCs w:val="16"/>
               </w:rPr>
-              <w:t xml:space="preserve">GitHub Actions (</w:t>
+              <w:t xml:space="preserve">GitHub Actions (ci.yml, azure-deploy.yml, azure-deploy-environment.yml); DEV deployed by Railway from TISPH-DEV until Azure is provisioned</w:t>
             </w:r>
             <w:r>
               <w:rPr>
@@ -13979,15 +14114,15 @@
                 <w:szCs w:val="14"/>
                 <w:shd w:val="clear" w:color="auto" w:fill="F3F5F8"/>
               </w:rPr>
-              <w:t xml:space="preserve">ci.yml</w:t>
-            </w:r>
-            <w:r>
-              <w:rPr>
-                <w:rFonts w:ascii="Segoe UI" w:hAnsi="Segoe UI" w:cs="Segoe UI" w:eastAsia="Segoe UI"/>
-                <w:sz w:val="16"/>
-                <w:szCs w:val="16"/>
-              </w:rPr>
-              <w:t xml:space="preserve">, </w:t>
+              <w:t xml:space="preserve"/>
+            </w:r>
+            <w:r>
+              <w:rPr>
+                <w:rFonts w:ascii="Segoe UI" w:hAnsi="Segoe UI" w:cs="Segoe UI" w:eastAsia="Segoe UI"/>
+                <w:sz w:val="16"/>
+                <w:szCs w:val="16"/>
+              </w:rPr>
+              <w:t xml:space="preserve"/>
             </w:r>
             <w:r>
               <w:rPr>
@@ -13997,15 +14132,15 @@
                 <w:szCs w:val="14"/>
                 <w:shd w:val="clear" w:color="auto" w:fill="F3F5F8"/>
               </w:rPr>
-              <w:t xml:space="preserve">deploy.yml</w:t>
-            </w:r>
-            <w:r>
-              <w:rPr>
-                <w:rFonts w:ascii="Segoe UI" w:hAnsi="Segoe UI" w:cs="Segoe UI" w:eastAsia="Segoe UI"/>
-                <w:sz w:val="16"/>
-                <w:szCs w:val="16"/>
-              </w:rPr>
-              <w:t xml:space="preserve">, </w:t>
+              <w:t xml:space="preserve"/>
+            </w:r>
+            <w:r>
+              <w:rPr>
+                <w:rFonts w:ascii="Segoe UI" w:hAnsi="Segoe UI" w:cs="Segoe UI" w:eastAsia="Segoe UI"/>
+                <w:sz w:val="16"/>
+                <w:szCs w:val="16"/>
+              </w:rPr>
+              <w:t xml:space="preserve"/>
             </w:r>
             <w:r>
               <w:rPr>
@@ -14015,15 +14150,15 @@
                 <w:szCs w:val="14"/>
                 <w:shd w:val="clear" w:color="auto" w:fill="F3F5F8"/>
               </w:rPr>
-              <w:t xml:space="preserve">rollback.yml</w:t>
-            </w:r>
-            <w:r>
-              <w:rPr>
-                <w:rFonts w:ascii="Segoe UI" w:hAnsi="Segoe UI" w:cs="Segoe UI" w:eastAsia="Segoe UI"/>
-                <w:sz w:val="16"/>
-                <w:szCs w:val="16"/>
-              </w:rPr>
-              <w:t xml:space="preserve">)</w:t>
+              <w:t xml:space="preserve"/>
+            </w:r>
+            <w:r>
+              <w:rPr>
+                <w:rFonts w:ascii="Segoe UI" w:hAnsi="Segoe UI" w:cs="Segoe UI" w:eastAsia="Segoe UI"/>
+                <w:sz w:val="16"/>
+                <w:szCs w:val="16"/>
+              </w:rPr>
+              <w:t xml:space="preserve"/>
             </w:r>
           </w:p>
         </w:tc>
